--- a/案例二十二.docx
+++ b/案例二十二.docx
@@ -419,79 +419,7 @@
                 <w:sz w:val="23"/>
                 <w:szCs w:val="23"/>
               </w:rPr>
-              <w:t>M1(</w:t>
-            </w:r>
-            <w:proofErr w:type="gramStart"/>
-            <w:r>
-              <w:rPr>
-                <w:rFonts w:ascii="Segoe UI" w:hAnsi="Segoe UI" w:cs="Segoe UI"/>
-                <w:sz w:val="23"/>
-                <w:szCs w:val="23"/>
-              </w:rPr>
-              <w:t>5)→</w:t>
-            </w:r>
-            <w:proofErr w:type="gramEnd"/>
-            <w:r>
-              <w:rPr>
-                <w:rFonts w:ascii="Segoe UI" w:hAnsi="Segoe UI" w:cs="Segoe UI"/>
-                <w:sz w:val="23"/>
-                <w:szCs w:val="23"/>
-              </w:rPr>
-              <w:t>M2(</w:t>
-            </w:r>
-            <w:proofErr w:type="gramStart"/>
-            <w:r>
-              <w:rPr>
-                <w:rFonts w:ascii="Segoe UI" w:hAnsi="Segoe UI" w:cs="Segoe UI"/>
-                <w:sz w:val="23"/>
-                <w:szCs w:val="23"/>
-              </w:rPr>
-              <w:t>8)→</w:t>
-            </w:r>
-            <w:proofErr w:type="gramEnd"/>
-            <w:r>
-              <w:rPr>
-                <w:rFonts w:ascii="Segoe UI" w:hAnsi="Segoe UI" w:cs="Segoe UI"/>
-                <w:sz w:val="23"/>
-                <w:szCs w:val="23"/>
-              </w:rPr>
-              <w:t>M3(</w:t>
-            </w:r>
-            <w:proofErr w:type="gramStart"/>
-            <w:r>
-              <w:rPr>
-                <w:rFonts w:ascii="Segoe UI" w:hAnsi="Segoe UI" w:cs="Segoe UI"/>
-                <w:sz w:val="23"/>
-                <w:szCs w:val="23"/>
-              </w:rPr>
-              <w:t>6)→</w:t>
-            </w:r>
-            <w:proofErr w:type="gramEnd"/>
-            <w:r>
-              <w:rPr>
-                <w:rFonts w:ascii="Segoe UI" w:hAnsi="Segoe UI" w:cs="Segoe UI"/>
-                <w:sz w:val="23"/>
-                <w:szCs w:val="23"/>
-              </w:rPr>
-              <w:t>M4(</w:t>
-            </w:r>
-            <w:proofErr w:type="gramStart"/>
-            <w:r>
-              <w:rPr>
-                <w:rFonts w:ascii="Segoe UI" w:hAnsi="Segoe UI" w:cs="Segoe UI"/>
-                <w:sz w:val="23"/>
-                <w:szCs w:val="23"/>
-              </w:rPr>
-              <w:t>4)→</w:t>
-            </w:r>
-            <w:proofErr w:type="gramEnd"/>
-            <w:r>
-              <w:rPr>
-                <w:rFonts w:ascii="Segoe UI" w:hAnsi="Segoe UI" w:cs="Segoe UI"/>
-                <w:sz w:val="23"/>
-                <w:szCs w:val="23"/>
-              </w:rPr>
-              <w:t>M5(3)</w:t>
+              <w:t>M1(5)→M2(8)→M3(6)→M4(4)→M5(3)</w:t>
             </w:r>
           </w:p>
         </w:tc>
@@ -586,61 +514,7 @@
                 <w:sz w:val="23"/>
                 <w:szCs w:val="23"/>
               </w:rPr>
-              <w:t>M1(</w:t>
-            </w:r>
-            <w:proofErr w:type="gramStart"/>
-            <w:r>
-              <w:rPr>
-                <w:rFonts w:ascii="Segoe UI" w:hAnsi="Segoe UI" w:cs="Segoe UI"/>
-                <w:sz w:val="23"/>
-                <w:szCs w:val="23"/>
-              </w:rPr>
-              <w:t>4)→</w:t>
-            </w:r>
-            <w:proofErr w:type="gramEnd"/>
-            <w:r>
-              <w:rPr>
-                <w:rFonts w:ascii="Segoe UI" w:hAnsi="Segoe UI" w:cs="Segoe UI"/>
-                <w:sz w:val="23"/>
-                <w:szCs w:val="23"/>
-              </w:rPr>
-              <w:t>M3(</w:t>
-            </w:r>
-            <w:proofErr w:type="gramStart"/>
-            <w:r>
-              <w:rPr>
-                <w:rFonts w:ascii="Segoe UI" w:hAnsi="Segoe UI" w:cs="Segoe UI"/>
-                <w:sz w:val="23"/>
-                <w:szCs w:val="23"/>
-              </w:rPr>
-              <w:t>7)→</w:t>
-            </w:r>
-            <w:proofErr w:type="gramEnd"/>
-            <w:r>
-              <w:rPr>
-                <w:rFonts w:ascii="Segoe UI" w:hAnsi="Segoe UI" w:cs="Segoe UI"/>
-                <w:sz w:val="23"/>
-                <w:szCs w:val="23"/>
-              </w:rPr>
-              <w:t>M4(</w:t>
-            </w:r>
-            <w:proofErr w:type="gramStart"/>
-            <w:r>
-              <w:rPr>
-                <w:rFonts w:ascii="Segoe UI" w:hAnsi="Segoe UI" w:cs="Segoe UI"/>
-                <w:sz w:val="23"/>
-                <w:szCs w:val="23"/>
-              </w:rPr>
-              <w:t>5)→</w:t>
-            </w:r>
-            <w:proofErr w:type="gramEnd"/>
-            <w:r>
-              <w:rPr>
-                <w:rFonts w:ascii="Segoe UI" w:hAnsi="Segoe UI" w:cs="Segoe UI"/>
-                <w:sz w:val="23"/>
-                <w:szCs w:val="23"/>
-              </w:rPr>
-              <w:t>M5(6)</w:t>
+              <w:t>M1(4)→M3(7)→M4(5)→M5(6)</w:t>
             </w:r>
           </w:p>
         </w:tc>
@@ -735,43 +609,7 @@
                 <w:sz w:val="23"/>
                 <w:szCs w:val="23"/>
               </w:rPr>
-              <w:t>M2(</w:t>
-            </w:r>
-            <w:proofErr w:type="gramStart"/>
-            <w:r>
-              <w:rPr>
-                <w:rFonts w:ascii="Segoe UI" w:hAnsi="Segoe UI" w:cs="Segoe UI"/>
-                <w:sz w:val="23"/>
-                <w:szCs w:val="23"/>
-              </w:rPr>
-              <w:t>6)→</w:t>
-            </w:r>
-            <w:proofErr w:type="gramEnd"/>
-            <w:r>
-              <w:rPr>
-                <w:rFonts w:ascii="Segoe UI" w:hAnsi="Segoe UI" w:cs="Segoe UI"/>
-                <w:sz w:val="23"/>
-                <w:szCs w:val="23"/>
-              </w:rPr>
-              <w:t>M3(</w:t>
-            </w:r>
-            <w:proofErr w:type="gramStart"/>
-            <w:r>
-              <w:rPr>
-                <w:rFonts w:ascii="Segoe UI" w:hAnsi="Segoe UI" w:cs="Segoe UI"/>
-                <w:sz w:val="23"/>
-                <w:szCs w:val="23"/>
-              </w:rPr>
-              <w:t>5)→</w:t>
-            </w:r>
-            <w:proofErr w:type="gramEnd"/>
-            <w:r>
-              <w:rPr>
-                <w:rFonts w:ascii="Segoe UI" w:hAnsi="Segoe UI" w:cs="Segoe UI"/>
-                <w:sz w:val="23"/>
-                <w:szCs w:val="23"/>
-              </w:rPr>
-              <w:t>M5(8)</w:t>
+              <w:t>M2(6)→M3(5)→M5(8)</w:t>
             </w:r>
           </w:p>
         </w:tc>
@@ -866,43 +704,7 @@
                 <w:sz w:val="23"/>
                 <w:szCs w:val="23"/>
               </w:rPr>
-              <w:t>M1(</w:t>
-            </w:r>
-            <w:proofErr w:type="gramStart"/>
-            <w:r>
-              <w:rPr>
-                <w:rFonts w:ascii="Segoe UI" w:hAnsi="Segoe UI" w:cs="Segoe UI"/>
-                <w:sz w:val="23"/>
-                <w:szCs w:val="23"/>
-              </w:rPr>
-              <w:t>3)→</w:t>
-            </w:r>
-            <w:proofErr w:type="gramEnd"/>
-            <w:r>
-              <w:rPr>
-                <w:rFonts w:ascii="Segoe UI" w:hAnsi="Segoe UI" w:cs="Segoe UI"/>
-                <w:sz w:val="23"/>
-                <w:szCs w:val="23"/>
-              </w:rPr>
-              <w:t>M4(</w:t>
-            </w:r>
-            <w:proofErr w:type="gramStart"/>
-            <w:r>
-              <w:rPr>
-                <w:rFonts w:ascii="Segoe UI" w:hAnsi="Segoe UI" w:cs="Segoe UI"/>
-                <w:sz w:val="23"/>
-                <w:szCs w:val="23"/>
-              </w:rPr>
-              <w:t>9)→</w:t>
-            </w:r>
-            <w:proofErr w:type="gramEnd"/>
-            <w:r>
-              <w:rPr>
-                <w:rFonts w:ascii="Segoe UI" w:hAnsi="Segoe UI" w:cs="Segoe UI"/>
-                <w:sz w:val="23"/>
-                <w:szCs w:val="23"/>
-              </w:rPr>
-              <w:t>M5(4)</w:t>
+              <w:t>M1(3)→M4(9)→M5(4)</w:t>
             </w:r>
           </w:p>
         </w:tc>
@@ -2303,79 +2105,7 @@
                 <w:sz w:val="23"/>
                 <w:szCs w:val="23"/>
               </w:rPr>
-              <w:t>M1(</w:t>
-            </w:r>
-            <w:proofErr w:type="gramStart"/>
-            <w:r>
-              <w:rPr>
-                <w:rFonts w:ascii="Segoe UI" w:hAnsi="Segoe UI" w:cs="Segoe UI"/>
-                <w:sz w:val="23"/>
-                <w:szCs w:val="23"/>
-              </w:rPr>
-              <w:t>5)→</w:t>
-            </w:r>
-            <w:proofErr w:type="gramEnd"/>
-            <w:r>
-              <w:rPr>
-                <w:rFonts w:ascii="Segoe UI" w:hAnsi="Segoe UI" w:cs="Segoe UI"/>
-                <w:sz w:val="23"/>
-                <w:szCs w:val="23"/>
-              </w:rPr>
-              <w:t>M2(</w:t>
-            </w:r>
-            <w:proofErr w:type="gramStart"/>
-            <w:r>
-              <w:rPr>
-                <w:rFonts w:ascii="Segoe UI" w:hAnsi="Segoe UI" w:cs="Segoe UI"/>
-                <w:sz w:val="23"/>
-                <w:szCs w:val="23"/>
-              </w:rPr>
-              <w:t>8)→</w:t>
-            </w:r>
-            <w:proofErr w:type="gramEnd"/>
-            <w:r>
-              <w:rPr>
-                <w:rFonts w:ascii="Segoe UI" w:hAnsi="Segoe UI" w:cs="Segoe UI"/>
-                <w:sz w:val="23"/>
-                <w:szCs w:val="23"/>
-              </w:rPr>
-              <w:t>M3(</w:t>
-            </w:r>
-            <w:proofErr w:type="gramStart"/>
-            <w:r>
-              <w:rPr>
-                <w:rFonts w:ascii="Segoe UI" w:hAnsi="Segoe UI" w:cs="Segoe UI"/>
-                <w:sz w:val="23"/>
-                <w:szCs w:val="23"/>
-              </w:rPr>
-              <w:t>6)→</w:t>
-            </w:r>
-            <w:proofErr w:type="gramEnd"/>
-            <w:r>
-              <w:rPr>
-                <w:rFonts w:ascii="Segoe UI" w:hAnsi="Segoe UI" w:cs="Segoe UI"/>
-                <w:sz w:val="23"/>
-                <w:szCs w:val="23"/>
-              </w:rPr>
-              <w:t>M4(</w:t>
-            </w:r>
-            <w:proofErr w:type="gramStart"/>
-            <w:r>
-              <w:rPr>
-                <w:rFonts w:ascii="Segoe UI" w:hAnsi="Segoe UI" w:cs="Segoe UI"/>
-                <w:sz w:val="23"/>
-                <w:szCs w:val="23"/>
-              </w:rPr>
-              <w:t>4)→</w:t>
-            </w:r>
-            <w:proofErr w:type="gramEnd"/>
-            <w:r>
-              <w:rPr>
-                <w:rFonts w:ascii="Segoe UI" w:hAnsi="Segoe UI" w:cs="Segoe UI"/>
-                <w:sz w:val="23"/>
-                <w:szCs w:val="23"/>
-              </w:rPr>
-              <w:t>M5(3)</w:t>
+              <w:t>M1(5)→M2(8)→M3(6)→M4(4)→M5(3)</w:t>
             </w:r>
           </w:p>
         </w:tc>
@@ -2467,61 +2197,7 @@
                 <w:sz w:val="23"/>
                 <w:szCs w:val="23"/>
               </w:rPr>
-              <w:t>M1(</w:t>
-            </w:r>
-            <w:proofErr w:type="gramStart"/>
-            <w:r>
-              <w:rPr>
-                <w:rFonts w:ascii="Segoe UI" w:hAnsi="Segoe UI" w:cs="Segoe UI"/>
-                <w:sz w:val="23"/>
-                <w:szCs w:val="23"/>
-              </w:rPr>
-              <w:t>4)→</w:t>
-            </w:r>
-            <w:proofErr w:type="gramEnd"/>
-            <w:r>
-              <w:rPr>
-                <w:rFonts w:ascii="Segoe UI" w:hAnsi="Segoe UI" w:cs="Segoe UI"/>
-                <w:sz w:val="23"/>
-                <w:szCs w:val="23"/>
-              </w:rPr>
-              <w:t>M3(</w:t>
-            </w:r>
-            <w:proofErr w:type="gramStart"/>
-            <w:r>
-              <w:rPr>
-                <w:rFonts w:ascii="Segoe UI" w:hAnsi="Segoe UI" w:cs="Segoe UI"/>
-                <w:sz w:val="23"/>
-                <w:szCs w:val="23"/>
-              </w:rPr>
-              <w:t>7)→</w:t>
-            </w:r>
-            <w:proofErr w:type="gramEnd"/>
-            <w:r>
-              <w:rPr>
-                <w:rFonts w:ascii="Segoe UI" w:hAnsi="Segoe UI" w:cs="Segoe UI"/>
-                <w:sz w:val="23"/>
-                <w:szCs w:val="23"/>
-              </w:rPr>
-              <w:t>M4(</w:t>
-            </w:r>
-            <w:proofErr w:type="gramStart"/>
-            <w:r>
-              <w:rPr>
-                <w:rFonts w:ascii="Segoe UI" w:hAnsi="Segoe UI" w:cs="Segoe UI"/>
-                <w:sz w:val="23"/>
-                <w:szCs w:val="23"/>
-              </w:rPr>
-              <w:t>5)→</w:t>
-            </w:r>
-            <w:proofErr w:type="gramEnd"/>
-            <w:r>
-              <w:rPr>
-                <w:rFonts w:ascii="Segoe UI" w:hAnsi="Segoe UI" w:cs="Segoe UI"/>
-                <w:sz w:val="23"/>
-                <w:szCs w:val="23"/>
-              </w:rPr>
-              <w:t>M5(6)</w:t>
+              <w:t>M1(4)→M3(7)→M4(5)→M5(6)</w:t>
             </w:r>
           </w:p>
         </w:tc>
@@ -2613,43 +2289,7 @@
                 <w:sz w:val="23"/>
                 <w:szCs w:val="23"/>
               </w:rPr>
-              <w:t>M2(</w:t>
-            </w:r>
-            <w:proofErr w:type="gramStart"/>
-            <w:r>
-              <w:rPr>
-                <w:rFonts w:ascii="Segoe UI" w:hAnsi="Segoe UI" w:cs="Segoe UI"/>
-                <w:sz w:val="23"/>
-                <w:szCs w:val="23"/>
-              </w:rPr>
-              <w:t>6)→</w:t>
-            </w:r>
-            <w:proofErr w:type="gramEnd"/>
-            <w:r>
-              <w:rPr>
-                <w:rFonts w:ascii="Segoe UI" w:hAnsi="Segoe UI" w:cs="Segoe UI"/>
-                <w:sz w:val="23"/>
-                <w:szCs w:val="23"/>
-              </w:rPr>
-              <w:t>M3(</w:t>
-            </w:r>
-            <w:proofErr w:type="gramStart"/>
-            <w:r>
-              <w:rPr>
-                <w:rFonts w:ascii="Segoe UI" w:hAnsi="Segoe UI" w:cs="Segoe UI"/>
-                <w:sz w:val="23"/>
-                <w:szCs w:val="23"/>
-              </w:rPr>
-              <w:t>5)→</w:t>
-            </w:r>
-            <w:proofErr w:type="gramEnd"/>
-            <w:r>
-              <w:rPr>
-                <w:rFonts w:ascii="Segoe UI" w:hAnsi="Segoe UI" w:cs="Segoe UI"/>
-                <w:sz w:val="23"/>
-                <w:szCs w:val="23"/>
-              </w:rPr>
-              <w:t>M5(8)</w:t>
+              <w:t>M2(6)→M3(5)→M5(8)</w:t>
             </w:r>
           </w:p>
         </w:tc>
@@ -2741,43 +2381,7 @@
                 <w:sz w:val="23"/>
                 <w:szCs w:val="23"/>
               </w:rPr>
-              <w:t>M1(</w:t>
-            </w:r>
-            <w:proofErr w:type="gramStart"/>
-            <w:r>
-              <w:rPr>
-                <w:rFonts w:ascii="Segoe UI" w:hAnsi="Segoe UI" w:cs="Segoe UI"/>
-                <w:sz w:val="23"/>
-                <w:szCs w:val="23"/>
-              </w:rPr>
-              <w:t>3)→</w:t>
-            </w:r>
-            <w:proofErr w:type="gramEnd"/>
-            <w:r>
-              <w:rPr>
-                <w:rFonts w:ascii="Segoe UI" w:hAnsi="Segoe UI" w:cs="Segoe UI"/>
-                <w:sz w:val="23"/>
-                <w:szCs w:val="23"/>
-              </w:rPr>
-              <w:t>M4(</w:t>
-            </w:r>
-            <w:proofErr w:type="gramStart"/>
-            <w:r>
-              <w:rPr>
-                <w:rFonts w:ascii="Segoe UI" w:hAnsi="Segoe UI" w:cs="Segoe UI"/>
-                <w:sz w:val="23"/>
-                <w:szCs w:val="23"/>
-              </w:rPr>
-              <w:t>9)→</w:t>
-            </w:r>
-            <w:proofErr w:type="gramEnd"/>
-            <w:r>
-              <w:rPr>
-                <w:rFonts w:ascii="Segoe UI" w:hAnsi="Segoe UI" w:cs="Segoe UI"/>
-                <w:sz w:val="23"/>
-                <w:szCs w:val="23"/>
-              </w:rPr>
-              <w:t>M5(4)</w:t>
+              <w:t>M1(3)→M4(9)→M5(4)</w:t>
             </w:r>
           </w:p>
         </w:tc>
@@ -2900,23 +2504,13 @@
                 <w:szCs w:val="23"/>
               </w:rPr>
             </w:pPr>
-            <w:proofErr w:type="gramStart"/>
-            <w:r>
-              <w:rPr>
-                <w:rFonts w:ascii="Segoe UI" w:hAnsi="Segoe UI" w:cs="Segoe UI"/>
-                <w:sz w:val="23"/>
-                <w:szCs w:val="23"/>
-              </w:rPr>
-              <w:t>EXPO(</w:t>
-            </w:r>
-            <w:proofErr w:type="gramEnd"/>
-            <w:r>
-              <w:rPr>
-                <w:rFonts w:ascii="Segoe UI" w:hAnsi="Segoe UI" w:cs="Segoe UI"/>
-                <w:sz w:val="23"/>
-                <w:szCs w:val="23"/>
-              </w:rPr>
-              <w:t>10) min</w:t>
+            <w:r>
+              <w:rPr>
+                <w:rFonts w:ascii="Segoe UI" w:hAnsi="Segoe UI" w:cs="Segoe UI"/>
+                <w:sz w:val="23"/>
+                <w:szCs w:val="23"/>
+              </w:rPr>
+              <w:t>EXPO(10) min</w:t>
             </w:r>
           </w:p>
         </w:tc>
@@ -3258,23 +2852,13 @@
                 <w:szCs w:val="23"/>
               </w:rPr>
             </w:pPr>
-            <w:proofErr w:type="gramStart"/>
-            <w:r>
-              <w:rPr>
-                <w:rFonts w:ascii="Segoe UI" w:hAnsi="Segoe UI" w:cs="Segoe UI"/>
-                <w:sz w:val="23"/>
-                <w:szCs w:val="23"/>
-              </w:rPr>
-              <w:t>EXPO(</w:t>
-            </w:r>
-            <w:proofErr w:type="gramEnd"/>
-            <w:r>
-              <w:rPr>
-                <w:rFonts w:ascii="Segoe UI" w:hAnsi="Segoe UI" w:cs="Segoe UI"/>
-                <w:sz w:val="23"/>
-                <w:szCs w:val="23"/>
-              </w:rPr>
-              <w:t>4) h</w:t>
+            <w:r>
+              <w:rPr>
+                <w:rFonts w:ascii="Segoe UI" w:hAnsi="Segoe UI" w:cs="Segoe UI"/>
+                <w:sz w:val="23"/>
+                <w:szCs w:val="23"/>
+              </w:rPr>
+              <w:t>EXPO(4) h</w:t>
             </w:r>
           </w:p>
         </w:tc>
@@ -3865,7 +3449,8 @@
     </w:p>
     <w:tbl>
       <w:tblPr>
-        <w:tblW w:w="7508" w:type="dxa"/>
+        <w:tblW w:w="8495" w:type="dxa"/>
+        <w:tblInd w:w="5" w:type="dxa"/>
         <w:tblBorders>
           <w:top w:val="single" w:sz="4" w:space="0" w:color="auto"/>
           <w:left w:val="single" w:sz="4" w:space="0" w:color="auto"/>
@@ -3883,8 +3468,8 @@
         <w:tblLook w:val="04A0" w:firstRow="1" w:lastRow="0" w:firstColumn="1" w:lastColumn="0" w:noHBand="0" w:noVBand="1"/>
       </w:tblPr>
       <w:tblGrid>
-        <w:gridCol w:w="2157"/>
-        <w:gridCol w:w="5351"/>
+        <w:gridCol w:w="1975"/>
+        <w:gridCol w:w="6520"/>
       </w:tblGrid>
       <w:tr>
         <w:trPr>
@@ -3892,7 +3477,7 @@
         </w:trPr>
         <w:tc>
           <w:tcPr>
-            <w:tcW w:w="0" w:type="auto"/>
+            <w:tcW w:w="1975" w:type="dxa"/>
             <w:tcMar>
               <w:top w:w="150" w:type="dxa"/>
               <w:left w:w="0" w:type="dxa"/>
@@ -3922,7 +3507,7 @@
         </w:tc>
         <w:tc>
           <w:tcPr>
-            <w:tcW w:w="5351" w:type="dxa"/>
+            <w:tcW w:w="6520" w:type="dxa"/>
             <w:tcMar>
               <w:top w:w="150" w:type="dxa"/>
               <w:left w:w="240" w:type="dxa"/>
@@ -3954,7 +3539,7 @@
       <w:tr>
         <w:tc>
           <w:tcPr>
-            <w:tcW w:w="0" w:type="auto"/>
+            <w:tcW w:w="1975" w:type="dxa"/>
             <w:tcMar>
               <w:top w:w="150" w:type="dxa"/>
               <w:left w:w="0" w:type="dxa"/>
@@ -3984,7 +3569,7 @@
         </w:tc>
         <w:tc>
           <w:tcPr>
-            <w:tcW w:w="5351" w:type="dxa"/>
+            <w:tcW w:w="6520" w:type="dxa"/>
             <w:tcMar>
               <w:top w:w="150" w:type="dxa"/>
               <w:left w:w="240" w:type="dxa"/>
@@ -4016,7 +3601,7 @@
       <w:tr>
         <w:tc>
           <w:tcPr>
-            <w:tcW w:w="0" w:type="auto"/>
+            <w:tcW w:w="1975" w:type="dxa"/>
             <w:tcMar>
               <w:top w:w="150" w:type="dxa"/>
               <w:left w:w="0" w:type="dxa"/>
@@ -4046,7 +3631,7 @@
         </w:tc>
         <w:tc>
           <w:tcPr>
-            <w:tcW w:w="5351" w:type="dxa"/>
+            <w:tcW w:w="6520" w:type="dxa"/>
             <w:tcMar>
               <w:top w:w="150" w:type="dxa"/>
               <w:left w:w="240" w:type="dxa"/>
@@ -4078,7 +3663,7 @@
       <w:tr>
         <w:tc>
           <w:tcPr>
-            <w:tcW w:w="0" w:type="auto"/>
+            <w:tcW w:w="1975" w:type="dxa"/>
             <w:tcMar>
               <w:top w:w="150" w:type="dxa"/>
               <w:left w:w="0" w:type="dxa"/>
@@ -4108,7 +3693,7 @@
         </w:tc>
         <w:tc>
           <w:tcPr>
-            <w:tcW w:w="5351" w:type="dxa"/>
+            <w:tcW w:w="6520" w:type="dxa"/>
             <w:tcMar>
               <w:top w:w="150" w:type="dxa"/>
               <w:left w:w="240" w:type="dxa"/>
@@ -4140,7 +3725,7 @@
       <w:tr>
         <w:tc>
           <w:tcPr>
-            <w:tcW w:w="0" w:type="auto"/>
+            <w:tcW w:w="1975" w:type="dxa"/>
             <w:tcMar>
               <w:top w:w="150" w:type="dxa"/>
               <w:left w:w="0" w:type="dxa"/>
@@ -4170,7 +3755,7 @@
         </w:tc>
         <w:tc>
           <w:tcPr>
-            <w:tcW w:w="5351" w:type="dxa"/>
+            <w:tcW w:w="6520" w:type="dxa"/>
             <w:tcMar>
               <w:top w:w="150" w:type="dxa"/>
               <w:left w:w="240" w:type="dxa"/>
@@ -4202,7 +3787,7 @@
       <w:tr>
         <w:tc>
           <w:tcPr>
-            <w:tcW w:w="0" w:type="auto"/>
+            <w:tcW w:w="1975" w:type="dxa"/>
             <w:tcMar>
               <w:top w:w="150" w:type="dxa"/>
               <w:left w:w="0" w:type="dxa"/>
@@ -4232,7 +3817,7 @@
         </w:tc>
         <w:tc>
           <w:tcPr>
-            <w:tcW w:w="5351" w:type="dxa"/>
+            <w:tcW w:w="6520" w:type="dxa"/>
             <w:tcMar>
               <w:top w:w="150" w:type="dxa"/>
               <w:left w:w="240" w:type="dxa"/>
@@ -4264,7 +3849,7 @@
       <w:tr>
         <w:tc>
           <w:tcPr>
-            <w:tcW w:w="0" w:type="auto"/>
+            <w:tcW w:w="1975" w:type="dxa"/>
             <w:tcMar>
               <w:top w:w="150" w:type="dxa"/>
               <w:left w:w="0" w:type="dxa"/>
@@ -4294,7 +3879,7 @@
         </w:tc>
         <w:tc>
           <w:tcPr>
-            <w:tcW w:w="5351" w:type="dxa"/>
+            <w:tcW w:w="6520" w:type="dxa"/>
             <w:tcMar>
               <w:top w:w="150" w:type="dxa"/>
               <w:left w:w="240" w:type="dxa"/>
@@ -4326,7 +3911,7 @@
       <w:tr>
         <w:tc>
           <w:tcPr>
-            <w:tcW w:w="0" w:type="auto"/>
+            <w:tcW w:w="1975" w:type="dxa"/>
             <w:tcMar>
               <w:top w:w="150" w:type="dxa"/>
               <w:left w:w="0" w:type="dxa"/>
@@ -4357,7 +3942,7 @@
         </w:tc>
         <w:tc>
           <w:tcPr>
-            <w:tcW w:w="5351" w:type="dxa"/>
+            <w:tcW w:w="6520" w:type="dxa"/>
             <w:tcMar>
               <w:top w:w="150" w:type="dxa"/>
               <w:left w:w="240" w:type="dxa"/>
@@ -4389,7 +3974,7 @@
       <w:tr>
         <w:tc>
           <w:tcPr>
-            <w:tcW w:w="0" w:type="auto"/>
+            <w:tcW w:w="1975" w:type="dxa"/>
             <w:tcMar>
               <w:top w:w="150" w:type="dxa"/>
               <w:left w:w="0" w:type="dxa"/>
@@ -4419,7 +4004,7 @@
         </w:tc>
         <w:tc>
           <w:tcPr>
-            <w:tcW w:w="5351" w:type="dxa"/>
+            <w:tcW w:w="6520" w:type="dxa"/>
             <w:tcMar>
               <w:top w:w="150" w:type="dxa"/>
               <w:left w:w="240" w:type="dxa"/>
@@ -4444,6 +4029,562 @@
                 <w:szCs w:val="23"/>
               </w:rPr>
               <w:t>成品完成</w:t>
+            </w:r>
+          </w:p>
+        </w:tc>
+      </w:tr>
+      <w:tr>
+        <w:tc>
+          <w:tcPr>
+            <w:tcW w:w="1975" w:type="dxa"/>
+            <w:tcBorders>
+              <w:top w:val="single" w:sz="4" w:space="0" w:color="auto"/>
+              <w:left w:val="single" w:sz="4" w:space="0" w:color="auto"/>
+              <w:bottom w:val="single" w:sz="4" w:space="0" w:color="auto"/>
+              <w:right w:val="single" w:sz="4" w:space="0" w:color="auto"/>
+            </w:tcBorders>
+            <w:tcMar>
+              <w:top w:w="150" w:type="dxa"/>
+              <w:left w:w="0" w:type="dxa"/>
+              <w:bottom w:w="150" w:type="dxa"/>
+              <w:right w:w="240" w:type="dxa"/>
+            </w:tcMar>
+            <w:vAlign w:val="center"/>
+            <w:hideMark/>
+          </w:tcPr>
+          <w:p>
+            <w:pPr>
+              <w:rPr>
+                <w:rFonts w:ascii="Segoe UI" w:hAnsi="Segoe UI" w:cs="Segoe UI"/>
+                <w:sz w:val="23"/>
+                <w:szCs w:val="23"/>
+              </w:rPr>
+            </w:pPr>
+            <w:r>
+              <w:rPr>
+                <w:rFonts w:ascii="Segoe UI" w:hAnsi="Segoe UI" w:cs="Segoe UI"/>
+                <w:sz w:val="23"/>
+                <w:szCs w:val="23"/>
+              </w:rPr>
+              <w:t>＋批次大小分布</w:t>
+            </w:r>
+          </w:p>
+        </w:tc>
+        <w:tc>
+          <w:tcPr>
+            <w:tcW w:w="6520" w:type="dxa"/>
+            <w:tcBorders>
+              <w:top w:val="single" w:sz="4" w:space="0" w:color="auto"/>
+              <w:left w:val="single" w:sz="4" w:space="0" w:color="auto"/>
+              <w:bottom w:val="single" w:sz="4" w:space="0" w:color="auto"/>
+              <w:right w:val="single" w:sz="4" w:space="0" w:color="auto"/>
+            </w:tcBorders>
+            <w:tcMar>
+              <w:top w:w="150" w:type="dxa"/>
+              <w:left w:w="240" w:type="dxa"/>
+              <w:bottom w:w="150" w:type="dxa"/>
+              <w:right w:w="0" w:type="dxa"/>
+            </w:tcMar>
+            <w:vAlign w:val="center"/>
+            <w:hideMark/>
+          </w:tcPr>
+          <w:p>
+            <w:pPr>
+              <w:rPr>
+                <w:rFonts w:ascii="Segoe UI" w:hAnsi="Segoe UI" w:cs="Segoe UI" w:hint="eastAsia"/>
+                <w:sz w:val="23"/>
+                <w:szCs w:val="23"/>
+              </w:rPr>
+            </w:pPr>
+            <w:r>
+              <w:rPr>
+                <w:rFonts w:ascii="Segoe UI" w:hAnsi="Segoe UI" w:cs="Segoe UI"/>
+                <w:sz w:val="23"/>
+                <w:szCs w:val="23"/>
+              </w:rPr>
+              <w:t>DU(5,20)</w:t>
+            </w:r>
+            <w:r>
+              <w:rPr>
+                <w:rFonts w:ascii="Segoe UI" w:hAnsi="Segoe UI" w:cs="Segoe UI"/>
+                <w:sz w:val="23"/>
+                <w:szCs w:val="23"/>
+              </w:rPr>
+              <w:t>（补）</w:t>
+            </w:r>
+          </w:p>
+        </w:tc>
+      </w:tr>
+      <w:tr>
+        <w:tc>
+          <w:tcPr>
+            <w:tcW w:w="1975" w:type="dxa"/>
+            <w:tcBorders>
+              <w:top w:val="single" w:sz="4" w:space="0" w:color="auto"/>
+              <w:left w:val="single" w:sz="4" w:space="0" w:color="auto"/>
+              <w:bottom w:val="single" w:sz="4" w:space="0" w:color="auto"/>
+              <w:right w:val="single" w:sz="4" w:space="0" w:color="auto"/>
+            </w:tcBorders>
+            <w:tcMar>
+              <w:top w:w="150" w:type="dxa"/>
+              <w:left w:w="0" w:type="dxa"/>
+              <w:bottom w:w="150" w:type="dxa"/>
+              <w:right w:w="240" w:type="dxa"/>
+            </w:tcMar>
+            <w:vAlign w:val="center"/>
+            <w:hideMark/>
+          </w:tcPr>
+          <w:p>
+            <w:pPr>
+              <w:rPr>
+                <w:rFonts w:ascii="Segoe UI" w:hAnsi="Segoe UI" w:cs="Segoe UI"/>
+                <w:sz w:val="23"/>
+                <w:szCs w:val="23"/>
+              </w:rPr>
+            </w:pPr>
+            <w:r>
+              <w:rPr>
+                <w:rFonts w:ascii="Segoe UI" w:hAnsi="Segoe UI" w:cs="Segoe UI"/>
+                <w:sz w:val="23"/>
+                <w:szCs w:val="23"/>
+              </w:rPr>
+              <w:t>＋调度规则</w:t>
+            </w:r>
+          </w:p>
+        </w:tc>
+        <w:tc>
+          <w:tcPr>
+            <w:tcW w:w="6520" w:type="dxa"/>
+            <w:tcBorders>
+              <w:top w:val="single" w:sz="4" w:space="0" w:color="auto"/>
+              <w:left w:val="single" w:sz="4" w:space="0" w:color="auto"/>
+              <w:bottom w:val="single" w:sz="4" w:space="0" w:color="auto"/>
+              <w:right w:val="single" w:sz="4" w:space="0" w:color="auto"/>
+            </w:tcBorders>
+            <w:tcMar>
+              <w:top w:w="150" w:type="dxa"/>
+              <w:left w:w="240" w:type="dxa"/>
+              <w:bottom w:w="150" w:type="dxa"/>
+              <w:right w:w="0" w:type="dxa"/>
+            </w:tcMar>
+            <w:vAlign w:val="center"/>
+            <w:hideMark/>
+          </w:tcPr>
+          <w:p>
+            <w:pPr>
+              <w:rPr>
+                <w:rFonts w:ascii="Segoe UI" w:hAnsi="Segoe UI" w:cs="Segoe UI" w:hint="eastAsia"/>
+                <w:sz w:val="23"/>
+                <w:szCs w:val="23"/>
+              </w:rPr>
+            </w:pPr>
+            <w:r>
+              <w:rPr>
+                <w:rFonts w:ascii="Segoe UI" w:hAnsi="Segoe UI" w:cs="Segoe UI"/>
+                <w:sz w:val="23"/>
+                <w:szCs w:val="23"/>
+              </w:rPr>
+              <w:t>默认先到先服务；优化排序场景采用「同类型产品优先批处理」策略以减少换模次数（补）</w:t>
+            </w:r>
+          </w:p>
+        </w:tc>
+      </w:tr>
+      <w:tr>
+        <w:tc>
+          <w:tcPr>
+            <w:tcW w:w="1975" w:type="dxa"/>
+            <w:tcBorders>
+              <w:top w:val="single" w:sz="4" w:space="0" w:color="auto"/>
+              <w:left w:val="single" w:sz="4" w:space="0" w:color="auto"/>
+              <w:bottom w:val="single" w:sz="4" w:space="0" w:color="auto"/>
+              <w:right w:val="single" w:sz="4" w:space="0" w:color="auto"/>
+            </w:tcBorders>
+            <w:tcMar>
+              <w:top w:w="150" w:type="dxa"/>
+              <w:left w:w="0" w:type="dxa"/>
+              <w:bottom w:w="150" w:type="dxa"/>
+              <w:right w:w="240" w:type="dxa"/>
+            </w:tcMar>
+            <w:vAlign w:val="center"/>
+            <w:hideMark/>
+          </w:tcPr>
+          <w:p>
+            <w:pPr>
+              <w:rPr>
+                <w:rFonts w:ascii="Segoe UI" w:hAnsi="Segoe UI" w:cs="Segoe UI"/>
+                <w:sz w:val="23"/>
+                <w:szCs w:val="23"/>
+              </w:rPr>
+            </w:pPr>
+            <w:r>
+              <w:rPr>
+                <w:rFonts w:ascii="Segoe UI" w:hAnsi="Segoe UI" w:cs="Segoe UI"/>
+                <w:sz w:val="23"/>
+                <w:szCs w:val="23"/>
+              </w:rPr>
+              <w:t>＋产品售价</w:t>
+            </w:r>
+          </w:p>
+        </w:tc>
+        <w:tc>
+          <w:tcPr>
+            <w:tcW w:w="6520" w:type="dxa"/>
+            <w:tcBorders>
+              <w:top w:val="single" w:sz="4" w:space="0" w:color="auto"/>
+              <w:left w:val="single" w:sz="4" w:space="0" w:color="auto"/>
+              <w:bottom w:val="single" w:sz="4" w:space="0" w:color="auto"/>
+              <w:right w:val="single" w:sz="4" w:space="0" w:color="auto"/>
+            </w:tcBorders>
+            <w:tcMar>
+              <w:top w:w="150" w:type="dxa"/>
+              <w:left w:w="240" w:type="dxa"/>
+              <w:bottom w:w="150" w:type="dxa"/>
+              <w:right w:w="0" w:type="dxa"/>
+            </w:tcMar>
+            <w:vAlign w:val="center"/>
+            <w:hideMark/>
+          </w:tcPr>
+          <w:p>
+            <w:pPr>
+              <w:rPr>
+                <w:rFonts w:ascii="Segoe UI" w:hAnsi="Segoe UI" w:cs="Segoe UI" w:hint="eastAsia"/>
+                <w:sz w:val="23"/>
+                <w:szCs w:val="23"/>
+              </w:rPr>
+            </w:pPr>
+            <w:r>
+              <w:rPr>
+                <w:rFonts w:ascii="Segoe UI" w:hAnsi="Segoe UI" w:cs="Segoe UI"/>
+                <w:sz w:val="23"/>
+                <w:szCs w:val="23"/>
+              </w:rPr>
+              <w:t xml:space="preserve">P1 200 </w:t>
+            </w:r>
+            <w:r>
+              <w:rPr>
+                <w:rFonts w:ascii="Segoe UI" w:hAnsi="Segoe UI" w:cs="Segoe UI"/>
+                <w:sz w:val="23"/>
+                <w:szCs w:val="23"/>
+              </w:rPr>
+              <w:t>元、</w:t>
+            </w:r>
+            <w:r>
+              <w:rPr>
+                <w:rFonts w:ascii="Segoe UI" w:hAnsi="Segoe UI" w:cs="Segoe UI"/>
+                <w:sz w:val="23"/>
+                <w:szCs w:val="23"/>
+              </w:rPr>
+              <w:t xml:space="preserve">P2 180 </w:t>
+            </w:r>
+            <w:r>
+              <w:rPr>
+                <w:rFonts w:ascii="Segoe UI" w:hAnsi="Segoe UI" w:cs="Segoe UI"/>
+                <w:sz w:val="23"/>
+                <w:szCs w:val="23"/>
+              </w:rPr>
+              <w:t>元、</w:t>
+            </w:r>
+            <w:r>
+              <w:rPr>
+                <w:rFonts w:ascii="Segoe UI" w:hAnsi="Segoe UI" w:cs="Segoe UI"/>
+                <w:sz w:val="23"/>
+                <w:szCs w:val="23"/>
+              </w:rPr>
+              <w:t xml:space="preserve">P3 250 </w:t>
+            </w:r>
+            <w:r>
+              <w:rPr>
+                <w:rFonts w:ascii="Segoe UI" w:hAnsi="Segoe UI" w:cs="Segoe UI"/>
+                <w:sz w:val="23"/>
+                <w:szCs w:val="23"/>
+              </w:rPr>
+              <w:t>元、</w:t>
+            </w:r>
+            <w:r>
+              <w:rPr>
+                <w:rFonts w:ascii="Segoe UI" w:hAnsi="Segoe UI" w:cs="Segoe UI"/>
+                <w:sz w:val="23"/>
+                <w:szCs w:val="23"/>
+              </w:rPr>
+              <w:t xml:space="preserve">P4 300 </w:t>
+            </w:r>
+            <w:r>
+              <w:rPr>
+                <w:rFonts w:ascii="Segoe UI" w:hAnsi="Segoe UI" w:cs="Segoe UI"/>
+                <w:sz w:val="23"/>
+                <w:szCs w:val="23"/>
+              </w:rPr>
+              <w:t>元（补）</w:t>
+            </w:r>
+          </w:p>
+        </w:tc>
+      </w:tr>
+      <w:tr>
+        <w:tc>
+          <w:tcPr>
+            <w:tcW w:w="1975" w:type="dxa"/>
+            <w:tcBorders>
+              <w:top w:val="single" w:sz="4" w:space="0" w:color="auto"/>
+              <w:left w:val="single" w:sz="4" w:space="0" w:color="auto"/>
+              <w:bottom w:val="single" w:sz="4" w:space="0" w:color="auto"/>
+              <w:right w:val="single" w:sz="4" w:space="0" w:color="auto"/>
+            </w:tcBorders>
+            <w:tcMar>
+              <w:top w:w="150" w:type="dxa"/>
+              <w:left w:w="0" w:type="dxa"/>
+              <w:bottom w:w="150" w:type="dxa"/>
+              <w:right w:w="240" w:type="dxa"/>
+            </w:tcMar>
+            <w:vAlign w:val="center"/>
+            <w:hideMark/>
+          </w:tcPr>
+          <w:p>
+            <w:pPr>
+              <w:rPr>
+                <w:rFonts w:ascii="Segoe UI" w:hAnsi="Segoe UI" w:cs="Segoe UI"/>
+                <w:sz w:val="23"/>
+                <w:szCs w:val="23"/>
+              </w:rPr>
+            </w:pPr>
+            <w:r>
+              <w:rPr>
+                <w:rFonts w:ascii="Segoe UI" w:hAnsi="Segoe UI" w:cs="Segoe UI"/>
+                <w:sz w:val="23"/>
+                <w:szCs w:val="23"/>
+              </w:rPr>
+              <w:t>＋机床购置成本</w:t>
+            </w:r>
+          </w:p>
+        </w:tc>
+        <w:tc>
+          <w:tcPr>
+            <w:tcW w:w="6520" w:type="dxa"/>
+            <w:tcBorders>
+              <w:top w:val="single" w:sz="4" w:space="0" w:color="auto"/>
+              <w:left w:val="single" w:sz="4" w:space="0" w:color="auto"/>
+              <w:bottom w:val="single" w:sz="4" w:space="0" w:color="auto"/>
+              <w:right w:val="single" w:sz="4" w:space="0" w:color="auto"/>
+            </w:tcBorders>
+            <w:tcMar>
+              <w:top w:w="150" w:type="dxa"/>
+              <w:left w:w="240" w:type="dxa"/>
+              <w:bottom w:w="150" w:type="dxa"/>
+              <w:right w:w="0" w:type="dxa"/>
+            </w:tcMar>
+            <w:vAlign w:val="center"/>
+            <w:hideMark/>
+          </w:tcPr>
+          <w:p>
+            <w:pPr>
+              <w:rPr>
+                <w:rFonts w:ascii="Segoe UI" w:hAnsi="Segoe UI" w:cs="Segoe UI" w:hint="eastAsia"/>
+                <w:sz w:val="23"/>
+                <w:szCs w:val="23"/>
+              </w:rPr>
+            </w:pPr>
+            <w:r>
+              <w:rPr>
+                <w:rFonts w:ascii="Segoe UI" w:hAnsi="Segoe UI" w:cs="Segoe UI"/>
+                <w:sz w:val="23"/>
+                <w:szCs w:val="23"/>
+              </w:rPr>
+              <w:t xml:space="preserve">50 </w:t>
+            </w:r>
+            <w:r>
+              <w:rPr>
+                <w:rFonts w:ascii="Segoe UI" w:hAnsi="Segoe UI" w:cs="Segoe UI"/>
+                <w:sz w:val="23"/>
+                <w:szCs w:val="23"/>
+              </w:rPr>
+              <w:t>万元</w:t>
+            </w:r>
+            <w:r>
+              <w:rPr>
+                <w:rFonts w:ascii="Segoe UI" w:hAnsi="Segoe UI" w:cs="Segoe UI"/>
+                <w:sz w:val="23"/>
+                <w:szCs w:val="23"/>
+              </w:rPr>
+              <w:t>/</w:t>
+            </w:r>
+            <w:r>
+              <w:rPr>
+                <w:rFonts w:ascii="Segoe UI" w:hAnsi="Segoe UI" w:cs="Segoe UI"/>
+                <w:sz w:val="23"/>
+                <w:szCs w:val="23"/>
+              </w:rPr>
+              <w:t>台（补）</w:t>
+            </w:r>
+          </w:p>
+        </w:tc>
+      </w:tr>
+      <w:tr>
+        <w:tc>
+          <w:tcPr>
+            <w:tcW w:w="1975" w:type="dxa"/>
+            <w:tcBorders>
+              <w:top w:val="single" w:sz="4" w:space="0" w:color="auto"/>
+              <w:left w:val="single" w:sz="4" w:space="0" w:color="auto"/>
+              <w:bottom w:val="single" w:sz="4" w:space="0" w:color="auto"/>
+              <w:right w:val="single" w:sz="4" w:space="0" w:color="auto"/>
+            </w:tcBorders>
+            <w:tcMar>
+              <w:top w:w="150" w:type="dxa"/>
+              <w:left w:w="0" w:type="dxa"/>
+              <w:bottom w:w="150" w:type="dxa"/>
+              <w:right w:w="240" w:type="dxa"/>
+            </w:tcMar>
+            <w:vAlign w:val="center"/>
+            <w:hideMark/>
+          </w:tcPr>
+          <w:p>
+            <w:pPr>
+              <w:rPr>
+                <w:rFonts w:ascii="Segoe UI" w:hAnsi="Segoe UI" w:cs="Segoe UI"/>
+                <w:sz w:val="23"/>
+                <w:szCs w:val="23"/>
+              </w:rPr>
+            </w:pPr>
+            <w:r>
+              <w:rPr>
+                <w:rFonts w:ascii="Segoe UI" w:hAnsi="Segoe UI" w:cs="Segoe UI"/>
+                <w:sz w:val="23"/>
+                <w:szCs w:val="23"/>
+              </w:rPr>
+              <w:t>＋运行成本</w:t>
+            </w:r>
+          </w:p>
+        </w:tc>
+        <w:tc>
+          <w:tcPr>
+            <w:tcW w:w="6520" w:type="dxa"/>
+            <w:tcBorders>
+              <w:top w:val="single" w:sz="4" w:space="0" w:color="auto"/>
+              <w:left w:val="single" w:sz="4" w:space="0" w:color="auto"/>
+              <w:bottom w:val="single" w:sz="4" w:space="0" w:color="auto"/>
+              <w:right w:val="single" w:sz="4" w:space="0" w:color="auto"/>
+            </w:tcBorders>
+            <w:tcMar>
+              <w:top w:w="150" w:type="dxa"/>
+              <w:left w:w="240" w:type="dxa"/>
+              <w:bottom w:w="150" w:type="dxa"/>
+              <w:right w:w="0" w:type="dxa"/>
+            </w:tcMar>
+            <w:vAlign w:val="center"/>
+            <w:hideMark/>
+          </w:tcPr>
+          <w:p>
+            <w:pPr>
+              <w:rPr>
+                <w:rFonts w:ascii="Segoe UI" w:hAnsi="Segoe UI" w:cs="Segoe UI" w:hint="eastAsia"/>
+                <w:sz w:val="23"/>
+                <w:szCs w:val="23"/>
+              </w:rPr>
+            </w:pPr>
+            <w:r>
+              <w:rPr>
+                <w:rFonts w:ascii="Segoe UI" w:hAnsi="Segoe UI" w:cs="Segoe UI"/>
+                <w:sz w:val="23"/>
+                <w:szCs w:val="23"/>
+              </w:rPr>
+              <w:t xml:space="preserve">100 </w:t>
+            </w:r>
+            <w:r>
+              <w:rPr>
+                <w:rFonts w:ascii="Segoe UI" w:hAnsi="Segoe UI" w:cs="Segoe UI"/>
+                <w:sz w:val="23"/>
+                <w:szCs w:val="23"/>
+              </w:rPr>
+              <w:t>元</w:t>
+            </w:r>
+            <w:r>
+              <w:rPr>
+                <w:rFonts w:ascii="Segoe UI" w:hAnsi="Segoe UI" w:cs="Segoe UI"/>
+                <w:sz w:val="23"/>
+                <w:szCs w:val="23"/>
+              </w:rPr>
+              <w:t>/h</w:t>
+            </w:r>
+            <w:r>
+              <w:rPr>
+                <w:rFonts w:ascii="Segoe UI" w:hAnsi="Segoe UI" w:cs="Segoe UI"/>
+                <w:sz w:val="23"/>
+                <w:szCs w:val="23"/>
+              </w:rPr>
+              <w:t>（补）</w:t>
+            </w:r>
+          </w:p>
+        </w:tc>
+      </w:tr>
+      <w:tr>
+        <w:tc>
+          <w:tcPr>
+            <w:tcW w:w="1975" w:type="dxa"/>
+            <w:tcBorders>
+              <w:top w:val="single" w:sz="4" w:space="0" w:color="auto"/>
+              <w:left w:val="single" w:sz="4" w:space="0" w:color="auto"/>
+              <w:bottom w:val="single" w:sz="4" w:space="0" w:color="auto"/>
+              <w:right w:val="single" w:sz="4" w:space="0" w:color="auto"/>
+            </w:tcBorders>
+            <w:tcMar>
+              <w:top w:w="150" w:type="dxa"/>
+              <w:left w:w="0" w:type="dxa"/>
+              <w:bottom w:w="150" w:type="dxa"/>
+              <w:right w:w="240" w:type="dxa"/>
+            </w:tcMar>
+            <w:vAlign w:val="center"/>
+            <w:hideMark/>
+          </w:tcPr>
+          <w:p>
+            <w:pPr>
+              <w:rPr>
+                <w:rFonts w:ascii="Segoe UI" w:hAnsi="Segoe UI" w:cs="Segoe UI"/>
+                <w:sz w:val="23"/>
+                <w:szCs w:val="23"/>
+              </w:rPr>
+            </w:pPr>
+            <w:r>
+              <w:rPr>
+                <w:rFonts w:ascii="Segoe UI" w:hAnsi="Segoe UI" w:cs="Segoe UI"/>
+                <w:sz w:val="23"/>
+                <w:szCs w:val="23"/>
+              </w:rPr>
+              <w:t>＋各工位初始状态</w:t>
+            </w:r>
+          </w:p>
+        </w:tc>
+        <w:tc>
+          <w:tcPr>
+            <w:tcW w:w="6520" w:type="dxa"/>
+            <w:tcBorders>
+              <w:top w:val="single" w:sz="4" w:space="0" w:color="auto"/>
+              <w:left w:val="single" w:sz="4" w:space="0" w:color="auto"/>
+              <w:bottom w:val="single" w:sz="4" w:space="0" w:color="auto"/>
+              <w:right w:val="single" w:sz="4" w:space="0" w:color="auto"/>
+            </w:tcBorders>
+            <w:tcMar>
+              <w:top w:w="150" w:type="dxa"/>
+              <w:left w:w="240" w:type="dxa"/>
+              <w:bottom w:w="150" w:type="dxa"/>
+              <w:right w:w="0" w:type="dxa"/>
+            </w:tcMar>
+            <w:vAlign w:val="center"/>
+            <w:hideMark/>
+          </w:tcPr>
+          <w:p>
+            <w:pPr>
+              <w:rPr>
+                <w:rFonts w:ascii="Segoe UI" w:hAnsi="Segoe UI" w:cs="Segoe UI"/>
+                <w:sz w:val="23"/>
+                <w:szCs w:val="23"/>
+              </w:rPr>
+            </w:pPr>
+            <w:r>
+              <w:rPr>
+                <w:rFonts w:ascii="Segoe UI" w:hAnsi="Segoe UI" w:cs="Segoe UI"/>
+                <w:sz w:val="23"/>
+                <w:szCs w:val="23"/>
+              </w:rPr>
+              <w:t>所有工位空闲、无在制品（补）</w:t>
             </w:r>
           </w:p>
         </w:tc>
